--- a/docs/Sybil-AD-Incompatibility.docx
+++ b/docs/Sybil-AD-Incompatibility.docx
@@ -4365,7 +4365,7 @@
           <w:sz w:val="21"/>
           <w:szCs w:val="21"/>
         </w:rPr>
-        <w:t xml:space="preserve">krb-credd</w:t>
+        <w:t xml:space="preserve">orthrus</w:t>
       </w:r>
       <w:r>
         <w:rPr>
@@ -4406,7 +4406,7 @@
           <w:sz w:val="21"/>
           <w:szCs w:val="21"/>
         </w:rPr>
-        <w:t xml:space="preserve">docs/krb-credd-architecture.svg</w:t>
+        <w:t xml:space="preserve">docs/orthrus-architecture.svg</w:t>
       </w:r>
       <w:r>
         <w:rPr>
